--- a/public/cv/nikita-skvirskii-cv.docx
+++ b/public/cv/nikita-skvirskii-cv.docx
@@ -56,27 +56,33 @@
         <w:br/>
         <w:t xml:space="preserve">+79117985687 | </w:t>
       </w:r>
+      <w:proofErr w:type="spellStart"/>
       <w:r>
         <w:t>skvirskii</w:t>
       </w:r>
+      <w:proofErr w:type="spellEnd"/>
       <w:r>
         <w:rPr>
           <w:lang w:val="ru-RU"/>
         </w:rPr>
         <w:t>.</w:t>
       </w:r>
+      <w:proofErr w:type="spellStart"/>
       <w:r>
         <w:t>nikita</w:t>
       </w:r>
+      <w:proofErr w:type="spellEnd"/>
       <w:r>
         <w:rPr>
           <w:lang w:val="ru-RU"/>
         </w:rPr>
         <w:t>@</w:t>
       </w:r>
+      <w:proofErr w:type="spellStart"/>
       <w:r>
         <w:t>gmail</w:t>
       </w:r>
+      <w:proofErr w:type="spellEnd"/>
       <w:r>
         <w:rPr>
           <w:lang w:val="ru-RU"/>
@@ -90,7 +96,119 @@
         <w:rPr>
           <w:lang w:val="ru-RU"/>
         </w:rPr>
-        <w:t xml:space="preserve"> | Россия, Санкт-Петербург.</w:t>
+        <w:t xml:space="preserve"> | </w:t>
+      </w:r>
+      <w:hyperlink r:id="rId6" w:tgtFrame="_blank" w:history="1">
+        <w:r>
+          <w:rPr>
+            <w:rStyle w:val="a5"/>
+          </w:rPr>
+          <w:t>https</w:t>
+        </w:r>
+        <w:r>
+          <w:rPr>
+            <w:rStyle w:val="a5"/>
+            <w:lang w:val="ru-RU"/>
+          </w:rPr>
+          <w:t>://</w:t>
+        </w:r>
+        <w:r>
+          <w:rPr>
+            <w:rStyle w:val="a5"/>
+          </w:rPr>
+          <w:t>portfolio</w:t>
+        </w:r>
+        <w:r>
+          <w:rPr>
+            <w:rStyle w:val="a5"/>
+            <w:lang w:val="ru-RU"/>
+          </w:rPr>
+          <w:t>-</w:t>
+        </w:r>
+        <w:proofErr w:type="spellStart"/>
+        <w:r>
+          <w:rPr>
+            <w:rStyle w:val="a5"/>
+          </w:rPr>
+          <w:t>squiz</w:t>
+        </w:r>
+        <w:proofErr w:type="spellEnd"/>
+        <w:r>
+          <w:rPr>
+            <w:rStyle w:val="a5"/>
+            <w:lang w:val="ru-RU"/>
+          </w:rPr>
+          <w:t>.</w:t>
+        </w:r>
+        <w:proofErr w:type="spellStart"/>
+        <w:r>
+          <w:rPr>
+            <w:rStyle w:val="a5"/>
+          </w:rPr>
+          <w:t>amvera</w:t>
+        </w:r>
+        <w:proofErr w:type="spellEnd"/>
+        <w:r>
+          <w:rPr>
+            <w:rStyle w:val="a5"/>
+            <w:lang w:val="ru-RU"/>
+          </w:rPr>
+          <w:t>.</w:t>
+        </w:r>
+        <w:r>
+          <w:rPr>
+            <w:rStyle w:val="a5"/>
+          </w:rPr>
+          <w:t>io</w:t>
+        </w:r>
+      </w:hyperlink>
+      <w:r>
+        <w:rPr>
+          <w:lang w:val="ru-RU"/>
+        </w:rPr>
+        <w:t xml:space="preserve"> </w:t>
+      </w:r>
+      <w:r>
+        <w:rPr>
+          <w:lang w:val="ru-RU"/>
+        </w:rPr>
+        <w:t xml:space="preserve">| </w:t>
+      </w:r>
+      <w:r>
+        <w:rPr>
+          <w:lang w:val="ru-RU"/>
+        </w:rPr>
+        <w:t>Россия</w:t>
+      </w:r>
+      <w:r>
+        <w:rPr>
+          <w:lang w:val="ru-RU"/>
+        </w:rPr>
+        <w:t xml:space="preserve">, </w:t>
+      </w:r>
+      <w:r>
+        <w:rPr>
+          <w:lang w:val="ru-RU"/>
+        </w:rPr>
+        <w:t>Санкт</w:t>
+      </w:r>
+      <w:r>
+        <w:rPr>
+          <w:lang w:val="ru-RU"/>
+        </w:rPr>
+        <w:t>-</w:t>
+      </w:r>
+      <w:r>
+        <w:rPr>
+          <w:lang w:val="ru-RU"/>
+        </w:rPr>
+        <w:t>Петербург</w:t>
+      </w:r>
+      <w:r>
+        <w:rPr>
+          <w:lang w:val="ru-RU"/>
+        </w:rPr>
+        <w:t>.</w:t>
       </w:r>
     </w:p>
     <w:p>
@@ -100,11 +218,19 @@
           <w:lang w:val="ru-RU"/>
         </w:rPr>
       </w:pPr>
-      <w:r>
-        <w:rPr>
-          <w:lang w:val="ru-RU"/>
-        </w:rPr>
-        <w:t xml:space="preserve">Фронтенд-разработчик с широким стеком: </w:t>
+      <w:proofErr w:type="spellStart"/>
+      <w:r>
+        <w:rPr>
+          <w:lang w:val="ru-RU"/>
+        </w:rPr>
+        <w:t>Фронтенд</w:t>
+      </w:r>
+      <w:proofErr w:type="spellEnd"/>
+      <w:r>
+        <w:rPr>
+          <w:lang w:val="ru-RU"/>
+        </w:rPr>
+        <w:t xml:space="preserve">-разработчик с широким стеком: </w:t>
       </w:r>
       <w:r>
         <w:t>Vue</w:t>
@@ -124,9 +250,11 @@
         </w:rPr>
         <w:t>/</w:t>
       </w:r>
+      <w:proofErr w:type="spellStart"/>
       <w:r>
         <w:t>Nuxt</w:t>
       </w:r>
+      <w:proofErr w:type="spellEnd"/>
       <w:r>
         <w:rPr>
           <w:lang w:val="ru-RU"/>
@@ -200,10 +328,19 @@
         <w:t>UI</w:t>
       </w:r>
       <w:r>
-        <w:rPr>
-          <w:lang w:val="ru-RU"/>
-        </w:rPr>
-        <w:t>, поддержке продакшена и переносе интерфейсов между фреймворками.</w:t>
+        <w:t xml:space="preserve"> </w:t>
+      </w:r>
+      <w:r>
+        <w:rPr>
+          <w:lang w:val="ru-RU"/>
+        </w:rPr>
+        <w:t>и</w:t>
+      </w:r>
+      <w:r>
+        <w:rPr>
+          <w:lang w:val="ru-RU"/>
+        </w:rPr>
+        <w:t xml:space="preserve"> поддержке продакшена.</w:t>
       </w:r>
     </w:p>
     <w:p>
@@ -249,7 +386,35 @@
         <w:rPr>
           <w:lang w:val="ru-RU"/>
         </w:rPr>
-        <w:t xml:space="preserve">, чистый и поддерживаемый код, работа с темизацией, адаптивная вёрстка и кроссбраузерность, интеграция с </w:t>
+        <w:t xml:space="preserve">, чистый и поддерживаемый код, работа с </w:t>
+      </w:r>
+      <w:proofErr w:type="spellStart"/>
+      <w:r>
+        <w:rPr>
+          <w:lang w:val="ru-RU"/>
+        </w:rPr>
+        <w:t>темизацией</w:t>
+      </w:r>
+      <w:proofErr w:type="spellEnd"/>
+      <w:r>
+        <w:rPr>
+          <w:lang w:val="ru-RU"/>
+        </w:rPr>
+        <w:t xml:space="preserve">, адаптивная вёрстка и </w:t>
+      </w:r>
+      <w:proofErr w:type="spellStart"/>
+      <w:r>
+        <w:rPr>
+          <w:lang w:val="ru-RU"/>
+        </w:rPr>
+        <w:t>кроссбраузерность</w:t>
+      </w:r>
+      <w:proofErr w:type="spellEnd"/>
+      <w:r>
+        <w:rPr>
+          <w:lang w:val="ru-RU"/>
+        </w:rPr>
+        <w:t xml:space="preserve">, интеграция с </w:t>
       </w:r>
       <w:r>
         <w:t>REST</w:t>
@@ -276,7 +441,21 @@
         <w:rPr>
           <w:lang w:val="ru-RU"/>
         </w:rPr>
-        <w:t xml:space="preserve">-архитектура, микрофронтенд-архитектура </w:t>
+        <w:t xml:space="preserve">-архитектура, </w:t>
+      </w:r>
+      <w:proofErr w:type="spellStart"/>
+      <w:r>
+        <w:rPr>
+          <w:lang w:val="ru-RU"/>
+        </w:rPr>
+        <w:t>микрофронтенд</w:t>
+      </w:r>
+      <w:proofErr w:type="spellEnd"/>
+      <w:r>
+        <w:rPr>
+          <w:lang w:val="ru-RU"/>
+        </w:rPr>
+        <w:t xml:space="preserve">-архитектура </w:t>
       </w:r>
       <w:r>
         <w:t>Module</w:t>
@@ -320,9 +499,11 @@
         </w:rPr>
         <w:t xml:space="preserve">, </w:t>
       </w:r>
+      <w:proofErr w:type="spellStart"/>
       <w:r>
         <w:t>Vite</w:t>
       </w:r>
+      <w:proofErr w:type="spellEnd"/>
       <w:r>
         <w:rPr>
           <w:lang w:val="ru-RU"/>
@@ -338,18 +519,22 @@
         </w:rPr>
         <w:t xml:space="preserve">, </w:t>
       </w:r>
+      <w:proofErr w:type="spellStart"/>
       <w:r>
         <w:t>DevTools</w:t>
       </w:r>
+      <w:proofErr w:type="spellEnd"/>
       <w:r>
         <w:rPr>
           <w:lang w:val="ru-RU"/>
         </w:rPr>
         <w:t xml:space="preserve">, </w:t>
       </w:r>
+      <w:proofErr w:type="spellStart"/>
       <w:r>
         <w:t>ESLint</w:t>
       </w:r>
+      <w:proofErr w:type="spellEnd"/>
       <w:r>
         <w:rPr>
           <w:lang w:val="ru-RU"/>
@@ -365,9 +550,11 @@
         </w:rPr>
         <w:t>/</w:t>
       </w:r>
+      <w:proofErr w:type="spellStart"/>
       <w:r>
         <w:t>OpenAPI</w:t>
       </w:r>
+      <w:proofErr w:type="spellEnd"/>
       <w:r>
         <w:rPr>
           <w:lang w:val="ru-RU"/>
@@ -410,9 +597,11 @@
         </w:rPr>
         <w:t xml:space="preserve">, </w:t>
       </w:r>
+      <w:proofErr w:type="spellStart"/>
       <w:r>
         <w:t>Vitest</w:t>
       </w:r>
+      <w:proofErr w:type="spellEnd"/>
       <w:r>
         <w:rPr>
           <w:lang w:val="ru-RU"/>
@@ -487,14 +676,52 @@
       <w:pPr>
         <w:spacing w:after="40"/>
       </w:pPr>
-      <w:r>
-        <w:rPr>
-          <w:b/>
-        </w:rPr>
-        <w:t xml:space="preserve">Фреймворки/платформы: </w:t>
-      </w:r>
-      <w:r>
-        <w:t xml:space="preserve">Vue 3, Quasar, Nuxt, Svelte 5, SvelteKit 2, React, React Native, Node.js, QML, </w:t>
+      <w:proofErr w:type="spellStart"/>
+      <w:r>
+        <w:rPr>
+          <w:b/>
+        </w:rPr>
+        <w:t>Фреймворки</w:t>
+      </w:r>
+      <w:proofErr w:type="spellEnd"/>
+      <w:r>
+        <w:rPr>
+          <w:b/>
+        </w:rPr>
+        <w:t>/</w:t>
+      </w:r>
+      <w:proofErr w:type="spellStart"/>
+      <w:r>
+        <w:rPr>
+          <w:b/>
+        </w:rPr>
+        <w:t>платформы</w:t>
+      </w:r>
+      <w:proofErr w:type="spellEnd"/>
+      <w:r>
+        <w:rPr>
+          <w:b/>
+        </w:rPr>
+        <w:t xml:space="preserve">: </w:t>
+      </w:r>
+      <w:r>
+        <w:t xml:space="preserve">Vue 3, Quasar, </w:t>
+      </w:r>
+      <w:proofErr w:type="spellStart"/>
+      <w:r>
+        <w:t>Nuxt</w:t>
+      </w:r>
+      <w:proofErr w:type="spellEnd"/>
+      <w:r>
+        <w:t xml:space="preserve">, Svelte 5, </w:t>
+      </w:r>
+      <w:proofErr w:type="spellStart"/>
+      <w:r>
+        <w:t>SvelteKit</w:t>
+      </w:r>
+      <w:proofErr w:type="spellEnd"/>
+      <w:r>
+        <w:t xml:space="preserve"> 2, React, React Native, Node.js, QML, </w:t>
       </w:r>
       <w:r>
         <w:t>Web Components</w:t>
@@ -507,48 +734,139 @@
       <w:pPr>
         <w:spacing w:after="40"/>
       </w:pPr>
-      <w:r>
-        <w:rPr>
-          <w:b/>
-        </w:rPr>
-        <w:t xml:space="preserve">Языки: </w:t>
-      </w:r>
-      <w:r>
-        <w:t>JavaScript, TypeScript, QML, PHP, GraphQL.</w:t>
+      <w:proofErr w:type="spellStart"/>
+      <w:r>
+        <w:rPr>
+          <w:b/>
+        </w:rPr>
+        <w:t>Языки</w:t>
+      </w:r>
+      <w:proofErr w:type="spellEnd"/>
+      <w:r>
+        <w:rPr>
+          <w:b/>
+        </w:rPr>
+        <w:t xml:space="preserve">: </w:t>
+      </w:r>
+      <w:r>
+        <w:t xml:space="preserve">JavaScript, TypeScript, QML, PHP, </w:t>
+      </w:r>
+      <w:proofErr w:type="spellStart"/>
+      <w:r>
+        <w:t>GraphQL</w:t>
+      </w:r>
+      <w:proofErr w:type="spellEnd"/>
+      <w:r>
+        <w:t>.</w:t>
       </w:r>
     </w:p>
     <w:p>
       <w:pPr>
         <w:spacing w:after="40"/>
       </w:pPr>
-      <w:r>
-        <w:rPr>
-          <w:b/>
-        </w:rPr>
-        <w:t xml:space="preserve">Веб-технологии: </w:t>
-      </w:r>
-      <w:r>
-        <w:t>HTML5, CSS3, SCSS, SASS, PostCSS, Home Assistant/Lovelace, WordPress, Tailwind CSS3, адаптивная вёрстка.</w:t>
+      <w:proofErr w:type="spellStart"/>
+      <w:r>
+        <w:rPr>
+          <w:b/>
+        </w:rPr>
+        <w:t>Веб-технологии</w:t>
+      </w:r>
+      <w:proofErr w:type="spellEnd"/>
+      <w:r>
+        <w:rPr>
+          <w:b/>
+        </w:rPr>
+        <w:t xml:space="preserve">: </w:t>
+      </w:r>
+      <w:r>
+        <w:t xml:space="preserve">HTML5, CSS3, SCSS, SASS, </w:t>
+      </w:r>
+      <w:proofErr w:type="spellStart"/>
+      <w:r>
+        <w:t>PostCSS</w:t>
+      </w:r>
+      <w:proofErr w:type="spellEnd"/>
+      <w:r>
+        <w:t xml:space="preserve">, Home Assistant/Lovelace, WordPress, Tailwind CSS3, </w:t>
+      </w:r>
+      <w:proofErr w:type="spellStart"/>
+      <w:r>
+        <w:t>адаптивная</w:t>
+      </w:r>
+      <w:proofErr w:type="spellEnd"/>
+      <w:r>
+        <w:t xml:space="preserve"> </w:t>
+      </w:r>
+      <w:proofErr w:type="spellStart"/>
+      <w:r>
+        <w:t>вёрстка</w:t>
+      </w:r>
+      <w:proofErr w:type="spellEnd"/>
+      <w:r>
+        <w:t>.</w:t>
       </w:r>
     </w:p>
     <w:p>
       <w:pPr>
         <w:spacing w:after="40"/>
       </w:pPr>
-      <w:r>
-        <w:rPr>
-          <w:b/>
-        </w:rPr>
-        <w:t xml:space="preserve">Фронтенд-библиотеки и стейт-менеджеры: </w:t>
-      </w:r>
-      <w:r>
-        <w:t xml:space="preserve">Pinia, Vue Router, Vuex, Redux Toolkit, Svelte stores, Chart.js, Cropper.js, Dexie, Vue Apollo, </w:t>
+      <w:proofErr w:type="spellStart"/>
+      <w:r>
+        <w:rPr>
+          <w:b/>
+        </w:rPr>
+        <w:t>Фронтенд-библиотеки</w:t>
+      </w:r>
+      <w:proofErr w:type="spellEnd"/>
+      <w:r>
+        <w:rPr>
+          <w:b/>
+        </w:rPr>
+        <w:t xml:space="preserve"> и </w:t>
+      </w:r>
+      <w:proofErr w:type="spellStart"/>
+      <w:r>
+        <w:rPr>
+          <w:b/>
+        </w:rPr>
+        <w:t>стейт-менеджеры</w:t>
+      </w:r>
+      <w:proofErr w:type="spellEnd"/>
+      <w:r>
+        <w:rPr>
+          <w:b/>
+        </w:rPr>
+        <w:t xml:space="preserve">: </w:t>
+      </w:r>
+      <w:proofErr w:type="spellStart"/>
+      <w:r>
+        <w:t>Pinia</w:t>
+      </w:r>
+      <w:proofErr w:type="spellEnd"/>
+      <w:r>
+        <w:t xml:space="preserve">, Vue Router, </w:t>
+      </w:r>
+      <w:proofErr w:type="spellStart"/>
+      <w:r>
+        <w:t>Vuex</w:t>
+      </w:r>
+      <w:proofErr w:type="spellEnd"/>
+      <w:r>
+        <w:t xml:space="preserve">, Redux Toolkit, Svelte stores, Chart.js, Cropper.js, Dexie, Vue Apollo, </w:t>
       </w:r>
       <w:r>
         <w:t>Web Components</w:t>
       </w:r>
       <w:r>
-        <w:t>, GSAP, Leaflet, MiniSearch, jQuery, Date-picker-svelte, Svelte-paginate.</w:t>
+        <w:t xml:space="preserve">, GSAP, Leaflet, </w:t>
+      </w:r>
+      <w:proofErr w:type="spellStart"/>
+      <w:r>
+        <w:t>MiniSearch</w:t>
+      </w:r>
+      <w:proofErr w:type="spellEnd"/>
+      <w:r>
+        <w:t>, jQuery, Date-picker-svelte, Svelte-paginate.</w:t>
       </w:r>
     </w:p>
     <w:p>
@@ -629,87 +947,65 @@
           <w:sz w:val="24"/>
           <w:lang w:val="ru-RU"/>
         </w:rPr>
-        <w:t>ООО АИСА - Старший фронтенд-разработчик, 11/2022 - 02/2026</w:t>
-      </w:r>
-    </w:p>
-    <w:p>
-      <w:pPr>
-        <w:rPr>
-          <w:lang w:val="ru-RU"/>
-        </w:rPr>
-      </w:pPr>
-      <w:r>
-        <w:rPr>
-          <w:lang w:val="ru-RU"/>
-        </w:rPr>
-        <w:t xml:space="preserve">Работал над внутренними продуктами компании: системой видеонаблюдения «АИСА </w:t>
-      </w:r>
-      <w:r>
+        <w:t xml:space="preserve">ООО АИСА - Старший </w:t>
+      </w:r>
+      <w:proofErr w:type="spellStart"/>
+      <w:r>
+        <w:rPr>
+          <w:b/>
+          <w:sz w:val="24"/>
+          <w:lang w:val="ru-RU"/>
+        </w:rPr>
+        <w:t>фронтенд</w:t>
+      </w:r>
+      <w:proofErr w:type="spellEnd"/>
+      <w:r>
+        <w:rPr>
+          <w:b/>
+          <w:sz w:val="24"/>
+          <w:lang w:val="ru-RU"/>
+        </w:rPr>
+        <w:t>-разработчик, 11/2022 - 02/2026</w:t>
+      </w:r>
+    </w:p>
+    <w:p>
+      <w:pPr>
+        <w:spacing w:after="20"/>
+        <w:rPr>
+          <w:lang w:val="ru-RU"/>
+        </w:rPr>
+      </w:pPr>
+      <w:r>
+        <w:rPr>
+          <w:b/>
+          <w:sz w:val="22"/>
+          <w:lang w:val="ru-RU"/>
+        </w:rPr>
+        <w:t>Ключевые проекты:</w:t>
+      </w:r>
+    </w:p>
+    <w:p>
+      <w:pPr>
+        <w:spacing w:before="40" w:after="30"/>
+        <w:rPr>
+          <w:lang w:val="ru-RU"/>
+        </w:rPr>
+      </w:pPr>
+      <w:r>
+        <w:rPr>
+          <w:b/>
+          <w:lang w:val="ru-RU"/>
+        </w:rPr>
+        <w:t xml:space="preserve">Внутренний проект «АИСА </w:t>
+      </w:r>
+      <w:r>
+        <w:rPr>
+          <w:b/>
+        </w:rPr>
         <w:t>NVR</w:t>
       </w:r>
       <w:r>
         <w:rPr>
-          <w:lang w:val="ru-RU"/>
-        </w:rPr>
-        <w:t xml:space="preserve">» и системой управления проектами «АИПЛАН». Отвечал за архитектуру </w:t>
-      </w:r>
-      <w:r>
-        <w:t>UI</w:t>
-      </w:r>
-      <w:r>
-        <w:rPr>
-          <w:lang w:val="ru-RU"/>
-        </w:rPr>
-        <w:t xml:space="preserve">, разработку модулей, оптимизацию продакшен-интерфейсов и интеграции с </w:t>
-      </w:r>
-      <w:r>
-        <w:t>API</w:t>
-      </w:r>
-      <w:r>
-        <w:rPr>
-          <w:lang w:val="ru-RU"/>
-        </w:rPr>
-        <w:t>.</w:t>
-      </w:r>
-    </w:p>
-    <w:p>
-      <w:pPr>
-        <w:spacing w:after="20"/>
-        <w:rPr>
-          <w:lang w:val="ru-RU"/>
-        </w:rPr>
-      </w:pPr>
-      <w:r>
-        <w:rPr>
-          <w:b/>
-          <w:sz w:val="22"/>
-          <w:lang w:val="ru-RU"/>
-        </w:rPr>
-        <w:t>Ключевые проекты:</w:t>
-      </w:r>
-    </w:p>
-    <w:p>
-      <w:pPr>
-        <w:spacing w:before="40" w:after="30"/>
-        <w:rPr>
-          <w:lang w:val="ru-RU"/>
-        </w:rPr>
-      </w:pPr>
-      <w:r>
-        <w:rPr>
-          <w:b/>
-          <w:lang w:val="ru-RU"/>
-        </w:rPr>
-        <w:t xml:space="preserve">Внутренний проект «АИСА </w:t>
-      </w:r>
-      <w:r>
-        <w:rPr>
-          <w:b/>
-        </w:rPr>
-        <w:t>NVR</w:t>
-      </w:r>
-      <w:r>
-        <w:rPr>
           <w:b/>
           <w:lang w:val="ru-RU"/>
         </w:rPr>
@@ -719,21 +1015,57 @@
         <w:rPr>
           <w:lang w:val="ru-RU"/>
         </w:rPr>
-        <w:t xml:space="preserve"> — внутренняя система видеонаблюдения</w:t>
+        <w:t xml:space="preserve"> </w:t>
+      </w:r>
+      <w:r>
+        <w:rPr>
+          <w:lang w:val="ru-RU"/>
+        </w:rPr>
+        <w:t xml:space="preserve">- </w:t>
+      </w:r>
+      <w:r>
+        <w:rPr>
+          <w:lang w:val="ru-RU"/>
+        </w:rPr>
+        <w:t>внутренняя система видеонаблюдения</w:t>
       </w:r>
     </w:p>
     <w:p>
       <w:pPr>
         <w:spacing w:after="30"/>
       </w:pPr>
-      <w:r>
-        <w:rPr>
-          <w:b/>
-        </w:rPr>
-        <w:t xml:space="preserve">Технологии: </w:t>
-      </w:r>
-      <w:r>
-        <w:t>Vue 3, Quasar, Pinia, TypeScript, Vite, WebSocket, HLS, WebRTC, SCSS</w:t>
+      <w:proofErr w:type="spellStart"/>
+      <w:r>
+        <w:rPr>
+          <w:b/>
+        </w:rPr>
+        <w:t>Технологии</w:t>
+      </w:r>
+      <w:proofErr w:type="spellEnd"/>
+      <w:r>
+        <w:rPr>
+          <w:b/>
+        </w:rPr>
+        <w:t xml:space="preserve">: </w:t>
+      </w:r>
+      <w:r>
+        <w:t xml:space="preserve">Vue 3, Quasar, </w:t>
+      </w:r>
+      <w:proofErr w:type="spellStart"/>
+      <w:r>
+        <w:t>Pinia</w:t>
+      </w:r>
+      <w:proofErr w:type="spellEnd"/>
+      <w:r>
+        <w:t xml:space="preserve">, TypeScript, </w:t>
+      </w:r>
+      <w:proofErr w:type="spellStart"/>
+      <w:r>
+        <w:t>Vite</w:t>
+      </w:r>
+      <w:proofErr w:type="spellEnd"/>
+      <w:r>
+        <w:t>, WebSocket, HLS, WebRTC, SCSS</w:t>
       </w:r>
     </w:p>
     <w:p>
@@ -774,14 +1106,30 @@
         </w:rPr>
         <w:t xml:space="preserve">2. Настроил </w:t>
       </w:r>
+      <w:proofErr w:type="spellStart"/>
       <w:r>
         <w:t>Vite</w:t>
       </w:r>
-      <w:r>
-        <w:rPr>
-          <w:lang w:val="ru-RU"/>
-        </w:rPr>
-        <w:t xml:space="preserve">-конфигурацию: алиасы под </w:t>
+      <w:proofErr w:type="spellEnd"/>
+      <w:r>
+        <w:rPr>
+          <w:lang w:val="ru-RU"/>
+        </w:rPr>
+        <w:t xml:space="preserve">-конфигурацию: </w:t>
+      </w:r>
+      <w:proofErr w:type="spellStart"/>
+      <w:r>
+        <w:rPr>
+          <w:lang w:val="ru-RU"/>
+        </w:rPr>
+        <w:t>алиасы</w:t>
+      </w:r>
+      <w:proofErr w:type="spellEnd"/>
+      <w:r>
+        <w:rPr>
+          <w:lang w:val="ru-RU"/>
+        </w:rPr>
+        <w:t xml:space="preserve"> под </w:t>
       </w:r>
       <w:r>
         <w:t>FSD</w:t>
@@ -982,7 +1330,21 @@
         <w:rPr>
           <w:lang w:val="ru-RU"/>
         </w:rPr>
-        <w:t>7. Реализовал архивный плеер с синхронным воспроизведением до 4 камер и навигацией по таймлайну с индикацией событий за день.</w:t>
+        <w:t xml:space="preserve">7. Реализовал архивный плеер с синхронным воспроизведением до 4 камер и навигацией по </w:t>
+      </w:r>
+      <w:proofErr w:type="spellStart"/>
+      <w:r>
+        <w:rPr>
+          <w:lang w:val="ru-RU"/>
+        </w:rPr>
+        <w:t>таймлайну</w:t>
+      </w:r>
+      <w:proofErr w:type="spellEnd"/>
+      <w:r>
+        <w:rPr>
+          <w:lang w:val="ru-RU"/>
+        </w:rPr>
+        <w:t xml:space="preserve"> с индикацией событий за день.</w:t>
       </w:r>
     </w:p>
     <w:p>
@@ -1087,27 +1449,71 @@
           <w:b/>
           <w:lang w:val="ru-RU"/>
         </w:rPr>
-        <w:t>Внутренний проект таск-менеджер «АИПЛАН»</w:t>
-      </w:r>
-      <w:r>
-        <w:rPr>
-          <w:lang w:val="ru-RU"/>
-        </w:rPr>
-        <w:t xml:space="preserve"> — внутренняя система управления проектами</w:t>
+        <w:t xml:space="preserve">Внутренний проект </w:t>
+      </w:r>
+      <w:proofErr w:type="spellStart"/>
+      <w:r>
+        <w:rPr>
+          <w:b/>
+          <w:lang w:val="ru-RU"/>
+        </w:rPr>
+        <w:t>таск</w:t>
+      </w:r>
+      <w:proofErr w:type="spellEnd"/>
+      <w:r>
+        <w:rPr>
+          <w:b/>
+          <w:lang w:val="ru-RU"/>
+        </w:rPr>
+        <w:t>-менеджер «АИПЛАН»</w:t>
+      </w:r>
+      <w:r>
+        <w:rPr>
+          <w:lang w:val="ru-RU"/>
+        </w:rPr>
+        <w:t xml:space="preserve"> </w:t>
+      </w:r>
+      <w:r>
+        <w:rPr>
+          <w:lang w:val="ru-RU"/>
+        </w:rPr>
+        <w:t xml:space="preserve">- </w:t>
+      </w:r>
+      <w:r>
+        <w:rPr>
+          <w:lang w:val="ru-RU"/>
+        </w:rPr>
+        <w:t>внутренняя система управления проектами</w:t>
       </w:r>
     </w:p>
     <w:p>
       <w:pPr>
         <w:spacing w:after="30"/>
       </w:pPr>
-      <w:r>
-        <w:rPr>
-          <w:b/>
-        </w:rPr>
-        <w:t xml:space="preserve">Технологии: </w:t>
-      </w:r>
-      <w:r>
-        <w:t>React, Vue, TypeScript, Pinia, FSD, Quasar, SCSS</w:t>
+      <w:proofErr w:type="spellStart"/>
+      <w:r>
+        <w:rPr>
+          <w:b/>
+        </w:rPr>
+        <w:t>Технологии</w:t>
+      </w:r>
+      <w:proofErr w:type="spellEnd"/>
+      <w:r>
+        <w:rPr>
+          <w:b/>
+        </w:rPr>
+        <w:t xml:space="preserve">: </w:t>
+      </w:r>
+      <w:r>
+        <w:t xml:space="preserve">React, Vue, TypeScript, </w:t>
+      </w:r>
+      <w:proofErr w:type="spellStart"/>
+      <w:r>
+        <w:t>Pinia</w:t>
+      </w:r>
+      <w:proofErr w:type="spellEnd"/>
+      <w:r>
+        <w:t>, FSD, Quasar, SCSS</w:t>
       </w:r>
     </w:p>
     <w:p>
@@ -1302,24 +1708,74 @@
           <w:b/>
           <w:lang w:val="ru-RU"/>
         </w:rPr>
-        <w:t>Проект мобильный таск-менеджер для РЖД</w:t>
-      </w:r>
-      <w:r>
-        <w:rPr>
-          <w:lang w:val="ru-RU"/>
-        </w:rPr>
-        <w:t xml:space="preserve"> — мобильный таск-менеджер для РЖД</w:t>
+        <w:t xml:space="preserve">Проект мобильный </w:t>
+      </w:r>
+      <w:proofErr w:type="spellStart"/>
+      <w:r>
+        <w:rPr>
+          <w:b/>
+          <w:lang w:val="ru-RU"/>
+        </w:rPr>
+        <w:t>таск</w:t>
+      </w:r>
+      <w:proofErr w:type="spellEnd"/>
+      <w:r>
+        <w:rPr>
+          <w:b/>
+          <w:lang w:val="ru-RU"/>
+        </w:rPr>
+        <w:t>-менеджер для РЖД</w:t>
+      </w:r>
+      <w:r>
+        <w:rPr>
+          <w:lang w:val="ru-RU"/>
+        </w:rPr>
+        <w:t xml:space="preserve"> </w:t>
+      </w:r>
+      <w:r>
+        <w:rPr>
+          <w:lang w:val="ru-RU"/>
+        </w:rPr>
+        <w:t xml:space="preserve">- </w:t>
+      </w:r>
+      <w:r>
+        <w:rPr>
+          <w:lang w:val="ru-RU"/>
+        </w:rPr>
+        <w:t xml:space="preserve">мобильный </w:t>
+      </w:r>
+      <w:proofErr w:type="spellStart"/>
+      <w:r>
+        <w:rPr>
+          <w:lang w:val="ru-RU"/>
+        </w:rPr>
+        <w:t>таск</w:t>
+      </w:r>
+      <w:proofErr w:type="spellEnd"/>
+      <w:r>
+        <w:rPr>
+          <w:lang w:val="ru-RU"/>
+        </w:rPr>
+        <w:t>-менеджер для РЖД</w:t>
       </w:r>
     </w:p>
     <w:p>
       <w:pPr>
         <w:spacing w:after="30"/>
       </w:pPr>
-      <w:r>
-        <w:rPr>
-          <w:b/>
-        </w:rPr>
-        <w:t xml:space="preserve">Технологии: </w:t>
+      <w:proofErr w:type="spellStart"/>
+      <w:r>
+        <w:rPr>
+          <w:b/>
+        </w:rPr>
+        <w:t>Технологии</w:t>
+      </w:r>
+      <w:proofErr w:type="spellEnd"/>
+      <w:r>
+        <w:rPr>
+          <w:b/>
+        </w:rPr>
+        <w:t xml:space="preserve">: </w:t>
       </w:r>
       <w:r>
         <w:t>Qt Quick / QML, Aurora OS, Qt 5, Sailfish Silica, SQLite, Qt Network</w:t>
@@ -1412,25 +1868,44 @@
         <w:rPr>
           <w:lang w:val="ru-RU"/>
         </w:rPr>
-        <w:t xml:space="preserve"> — проект для РЖД</w:t>
+        <w:t xml:space="preserve"> </w:t>
+      </w:r>
+      <w:r>
+        <w:rPr>
+          <w:lang w:val="ru-RU"/>
+        </w:rPr>
+        <w:t xml:space="preserve">- </w:t>
+      </w:r>
+      <w:r>
+        <w:rPr>
+          <w:lang w:val="ru-RU"/>
+        </w:rPr>
+        <w:t>проект для РЖД</w:t>
       </w:r>
     </w:p>
     <w:p>
       <w:pPr>
         <w:spacing w:after="30"/>
-      </w:pPr>
-      <w:r>
-        <w:rPr>
-          <w:b/>
-        </w:rPr>
-        <w:lastRenderedPageBreak/>
-        <w:t xml:space="preserve">Технологии: </w:t>
-      </w:r>
-      <w:r>
-        <w:t xml:space="preserve">Home Assistant Lovelace, Web Components, JavaScript, CSS, YAML, </w:t>
-      </w:r>
-      <w:r>
-        <w:t>Web Components</w:t>
+        <w:rPr>
+          <w:lang w:val="ru-RU"/>
+        </w:rPr>
+      </w:pPr>
+      <w:proofErr w:type="spellStart"/>
+      <w:r>
+        <w:rPr>
+          <w:b/>
+        </w:rPr>
+        <w:t>Технологии</w:t>
+      </w:r>
+      <w:proofErr w:type="spellEnd"/>
+      <w:r>
+        <w:rPr>
+          <w:b/>
+        </w:rPr>
+        <w:t xml:space="preserve">: </w:t>
+      </w:r>
+      <w:r>
+        <w:t>Home Assistant Lovelace, Web Components, JavaScript, CSS, YAML</w:t>
       </w:r>
     </w:p>
     <w:p>
@@ -1487,6 +1962,7 @@
         <w:rPr>
           <w:lang w:val="ru-RU"/>
         </w:rPr>
+        <w:lastRenderedPageBreak/>
         <w:t>2. Настроил обмен данными между серверами в вагоне: пассажир делает заказ из купе через планшет или голосом, заявка сразу попадает к проводнику. В результате время реакции сократилось с 2-3 минут до 15-30 секунд, а количество личных походов к проводнику уменьшилось примерно на 80%.</w:t>
       </w:r>
     </w:p>
@@ -1541,21 +2017,65 @@
         <w:rPr>
           <w:lang w:val="ru-RU"/>
         </w:rPr>
-        <w:t xml:space="preserve"> — внутренний проект интерфейса для камер АИСА</w:t>
+        <w:t xml:space="preserve"> </w:t>
+      </w:r>
+      <w:r>
+        <w:rPr>
+          <w:lang w:val="ru-RU"/>
+        </w:rPr>
+        <w:t xml:space="preserve">- </w:t>
+      </w:r>
+      <w:r>
+        <w:rPr>
+          <w:lang w:val="ru-RU"/>
+        </w:rPr>
+        <w:t>внутренний проект интерфейса для камер АИСА</w:t>
       </w:r>
     </w:p>
     <w:p>
       <w:pPr>
         <w:spacing w:after="30"/>
       </w:pPr>
-      <w:r>
-        <w:rPr>
-          <w:b/>
-        </w:rPr>
-        <w:t xml:space="preserve">Технологии: </w:t>
-      </w:r>
-      <w:r>
-        <w:t>Svelte 5, SvelteKit 2, Vite, TypeScript, Tailwind CSS 3, PostCSS, Svelte stores, HLS, WebSocket, WebRTC</w:t>
+      <w:proofErr w:type="spellStart"/>
+      <w:r>
+        <w:rPr>
+          <w:b/>
+        </w:rPr>
+        <w:t>Технологии</w:t>
+      </w:r>
+      <w:proofErr w:type="spellEnd"/>
+      <w:r>
+        <w:rPr>
+          <w:b/>
+        </w:rPr>
+        <w:t xml:space="preserve">: </w:t>
+      </w:r>
+      <w:r>
+        <w:t xml:space="preserve">Svelte 5, </w:t>
+      </w:r>
+      <w:proofErr w:type="spellStart"/>
+      <w:r>
+        <w:t>SvelteKit</w:t>
+      </w:r>
+      <w:proofErr w:type="spellEnd"/>
+      <w:r>
+        <w:t xml:space="preserve"> 2, </w:t>
+      </w:r>
+      <w:proofErr w:type="spellStart"/>
+      <w:r>
+        <w:t>Vite</w:t>
+      </w:r>
+      <w:proofErr w:type="spellEnd"/>
+      <w:r>
+        <w:t xml:space="preserve">, TypeScript, Tailwind CSS 3, </w:t>
+      </w:r>
+      <w:proofErr w:type="spellStart"/>
+      <w:r>
+        <w:t>PostCSS</w:t>
+      </w:r>
+      <w:proofErr w:type="spellEnd"/>
+      <w:r>
+        <w:t>, Svelte stores, HLS, WebSocket, WebRTC</w:t>
       </w:r>
     </w:p>
     <w:p>
@@ -3356,7 +3876,6 @@
   <w:style w:type="character" w:default="1" w:styleId="a0">
     <w:name w:val="Default Paragraph Font"/>
     <w:uiPriority w:val="1"/>
-    <w:semiHidden/>
     <w:unhideWhenUsed/>
   </w:style>
   <w:style w:type="table" w:default="1" w:styleId="a1">
